--- a/sap_report_v1.docx
+++ b/sap_report_v1.docx
@@ -2,191 +2,175 @@
 <file path=word/document.xml><?xml version="1.0" encoding="utf-8"?>
 <w:document xmlns:wpc="http://schemas.microsoft.com/office/word/2010/wordprocessingCanvas" xmlns:cx="http://schemas.microsoft.com/office/drawing/2014/chartex" xmlns:cx1="http://schemas.microsoft.com/office/drawing/2015/9/8/chartex" xmlns:cx2="http://schemas.microsoft.com/office/drawing/2015/10/21/chartex" xmlns:cx3="http://schemas.microsoft.com/office/drawing/2016/5/9/chartex" xmlns:cx4="http://schemas.microsoft.com/office/drawing/2016/5/10/chartex" xmlns:cx5="http://schemas.microsoft.com/office/drawing/2016/5/11/chartex" xmlns:cx6="http://schemas.microsoft.com/office/drawing/2016/5/12/chartex" xmlns:cx7="http://schemas.microsoft.com/office/drawing/2016/5/13/chartex" xmlns:cx8="http://schemas.microsoft.com/office/drawing/2016/5/14/chartex" xmlns:mc="http://schemas.openxmlformats.org/markup-compatibility/2006" xmlns:aink="http://schemas.microsoft.com/office/drawing/2016/ink" xmlns:am3d="http://schemas.microsoft.com/office/drawing/2017/model3d" xmlns:o="urn:schemas-microsoft-com:office:office" xmlns:oel="http://schemas.microsoft.com/office/2019/extlst" xmlns:r="http://schemas.openxmlformats.org/officeDocument/2006/relationships" xmlns:m="http://schemas.openxmlformats.org/officeDocument/2006/math" xmlns:v="urn:schemas-microsoft-com:vml" xmlns:wp14="http://schemas.microsoft.com/office/word/2010/wordprocessingDrawing" xmlns:wp="http://schemas.openxmlformats.org/drawingml/2006/wordprocessingDrawing" xmlns:w10="urn:schemas-microsoft-com:office:word" xmlns:w="http://schemas.openxmlformats.org/wordprocessingml/2006/main" xmlns:w14="http://schemas.microsoft.com/office/word/2010/wordml" xmlns:w15="http://schemas.microsoft.com/office/word/2012/wordml" xmlns:w16cex="http://schemas.microsoft.com/office/word/2018/wordml/cex" xmlns:w16cid="http://schemas.microsoft.com/office/word/2016/wordml/cid" xmlns:w16="http://schemas.microsoft.com/office/word/2018/wordml" xmlns:w16du="http://schemas.microsoft.com/office/word/2023/wordml/word16du" xmlns:w16sdtdh="http://schemas.microsoft.com/office/word/2020/wordml/sdtdatahash" xmlns:w16sdtfl="http://schemas.microsoft.com/office/word/2024/wordml/sdtformatlock" xmlns:w16se="http://schemas.microsoft.com/office/word/2015/wordml/symex" xmlns:wpg="http://schemas.microsoft.com/office/word/2010/wordprocessingGroup" xmlns:wpi="http://schemas.microsoft.com/office/word/2010/wordprocessingInk" xmlns:wne="http://schemas.microsoft.com/office/word/2006/wordml" xmlns:wps="http://schemas.microsoft.com/office/word/2010/wordprocessingShape" mc:Ignorable="w14 w15 w16se w16cid w16 w16cex w16sdtdh w16sdtfl w16du wp14">
   <w:body>
-    <w:tbl>
-      <w:tblPr>
-        <w:tblW w:w="9026" w:type="dxa"/>
-        <w:tblBorders>
-          <w:top w:val="single" w:sz="4" w:space="0" w:color="auto"/>
-          <w:left w:val="single" w:sz="4" w:space="0" w:color="auto"/>
-          <w:bottom w:val="single" w:sz="4" w:space="0" w:color="auto"/>
-          <w:right w:val="single" w:sz="4" w:space="0" w:color="auto"/>
-          <w:insideH w:val="single" w:sz="4" w:space="0" w:color="auto"/>
-          <w:insideV w:val="single" w:sz="4" w:space="0" w:color="auto"/>
-        </w:tblBorders>
-        <w:tblCellMar>
-          <w:left w:w="10" w:type="dxa"/>
-          <w:right w:w="10" w:type="dxa"/>
-        </w:tblCellMar>
-        <w:tblLook w:val="0000" w:firstRow="0" w:lastRow="0" w:firstColumn="0" w:lastColumn="0" w:noHBand="0" w:noVBand="0"/>
-      </w:tblPr>
-      <w:tblGrid>
-        <w:gridCol w:w="9026"/>
-      </w:tblGrid>
-      <w:tr>
-        <w:tblPrEx>
-          <w:tblCellMar>
-            <w:top w:w="0" w:type="dxa"/>
-            <w:bottom w:w="0" w:type="dxa"/>
-          </w:tblCellMar>
-        </w:tblPrEx>
-        <w:trPr>
-          <w:trHeight w:hRule="exact" w:val="5000"/>
-        </w:trPr>
-        <w:tc>
-          <w:tcPr>
-            <w:tcW w:w="9026" w:type="dxa"/>
-            <w:shd w:val="clear" w:color="auto" w:fill="FFFFFF"/>
-            <w:tcMar>
-              <w:top w:w="600" w:type="dxa"/>
-              <w:left w:w="400" w:type="dxa"/>
-              <w:bottom w:w="600" w:type="dxa"/>
-              <w:right w:w="400" w:type="dxa"/>
-            </w:tcMar>
-          </w:tcPr>
-          <w:p>
-            <w:pPr>
-              <w:spacing w:before="600" w:after="200"/>
-              <w:jc w:val="center"/>
-            </w:pPr>
-            <w:r>
-              <w:rPr>
-                <w:b/>
-                <w:bCs/>
-                <w:sz w:val="56"/>
-                <w:szCs w:val="56"/>
-                <w:u w:val="single"/>
-              </w:rPr>
-              <w:t>SAP PROJECT REPORT</w:t>
-            </w:r>
-          </w:p>
-          <w:p>
-            <w:pPr>
-              <w:spacing w:before="600" w:after="200"/>
-              <w:jc w:val="center"/>
-            </w:pPr>
-          </w:p>
-          <w:p>
-            <w:pPr>
-              <w:spacing w:after="300"/>
-              <w:jc w:val="center"/>
-            </w:pPr>
-            <w:r>
-              <w:rPr>
-                <w:b/>
-                <w:bCs/>
-                <w:sz w:val="36"/>
-                <w:szCs w:val="36"/>
-              </w:rPr>
-              <w:t>Order-to-Cash (O2C) Process in SAP SD</w:t>
-            </w:r>
-          </w:p>
-          <w:p>
-            <w:pPr>
-              <w:spacing w:before="200" w:after="100"/>
-              <w:jc w:val="center"/>
-            </w:pPr>
-            <w:r>
-              <w:rPr>
-                <w:b/>
-                <w:bCs/>
-                <w:sz w:val="36"/>
-                <w:szCs w:val="36"/>
-                <w:u w:val="single"/>
-              </w:rPr>
-              <w:t>SAP Business Technology Platform (BTP)</w:t>
-            </w:r>
-          </w:p>
-          <w:p>
-            <w:pPr>
-              <w:spacing w:before="80" w:after="80"/>
-              <w:jc w:val="center"/>
-            </w:pPr>
-            <w:r>
-              <w:rPr>
-                <w:b/>
-                <w:bCs/>
-                <w:sz w:val="32"/>
-                <w:szCs w:val="32"/>
-              </w:rPr>
-              <w:t xml:space="preserve">Modules: </w:t>
-            </w:r>
-            <w:r>
-              <w:rPr>
-                <w:sz w:val="32"/>
-                <w:szCs w:val="32"/>
-              </w:rPr>
-              <w:t>SD | MM | FI</w:t>
-            </w:r>
-          </w:p>
-          <w:p>
-            <w:pPr>
-              <w:spacing w:before="80" w:after="80"/>
-              <w:jc w:val="center"/>
-            </w:pPr>
-            <w:r>
-              <w:rPr>
-                <w:b/>
-                <w:bCs/>
-                <w:sz w:val="32"/>
-                <w:szCs w:val="32"/>
-              </w:rPr>
-              <w:t xml:space="preserve">Stream: </w:t>
-            </w:r>
-            <w:r>
-              <w:rPr>
-                <w:sz w:val="32"/>
-                <w:szCs w:val="32"/>
-              </w:rPr>
-              <w:t>B. Tech — Computer Science &amp; Engineering</w:t>
-            </w:r>
-          </w:p>
-          <w:p>
-            <w:pPr>
-              <w:spacing w:before="80" w:after="80"/>
-              <w:jc w:val="center"/>
-            </w:pPr>
-            <w:r>
-              <w:rPr>
-                <w:b/>
-                <w:bCs/>
-                <w:sz w:val="32"/>
-                <w:szCs w:val="32"/>
-              </w:rPr>
-              <w:t xml:space="preserve">Academic Year: </w:t>
-            </w:r>
-            <w:r>
-              <w:rPr>
-                <w:sz w:val="32"/>
-                <w:szCs w:val="32"/>
-              </w:rPr>
-              <w:t>2024 – 2025</w:t>
-            </w:r>
-          </w:p>
-          <w:p>
-            <w:pPr>
-              <w:spacing w:before="80" w:after="600"/>
-              <w:jc w:val="center"/>
-            </w:pPr>
-            <w:r>
-              <w:rPr>
-                <w:b/>
-                <w:bCs/>
-                <w:sz w:val="32"/>
-                <w:szCs w:val="32"/>
-              </w:rPr>
-              <w:t xml:space="preserve">System: </w:t>
-            </w:r>
-            <w:r>
-              <w:rPr>
-                <w:sz w:val="32"/>
-                <w:szCs w:val="32"/>
-              </w:rPr>
-              <w:t>SAP ERP — ECC 6.0 / S/4HANA</w:t>
-            </w:r>
-          </w:p>
-        </w:tc>
-      </w:tr>
-    </w:tbl>
+    <w:p>
+      <w:pPr>
+        <w:spacing w:before="600" w:after="200"/>
+        <w:ind w:left="720" w:firstLine="720"/>
+      </w:pPr>
+      <w:r>
+        <w:rPr>
+          <w:b/>
+          <w:bCs/>
+          <w:sz w:val="56"/>
+          <w:szCs w:val="56"/>
+          <w:u w:val="single"/>
+        </w:rPr>
+        <w:t>SAP PROJECT REPORT</w:t>
+      </w:r>
+    </w:p>
+    <w:p>
+      <w:pPr>
+        <w:spacing w:before="600" w:after="200"/>
+        <w:jc w:val="center"/>
+      </w:pPr>
+    </w:p>
+    <w:p>
+      <w:pPr>
+        <w:spacing w:after="300"/>
+        <w:jc w:val="center"/>
+        <w:rPr>
+          <w:sz w:val="40"/>
+          <w:szCs w:val="40"/>
+          <w:u w:val="single"/>
+        </w:rPr>
+      </w:pPr>
+      <w:r>
+        <w:rPr>
+          <w:b/>
+          <w:bCs/>
+          <w:sz w:val="40"/>
+          <w:szCs w:val="40"/>
+          <w:u w:val="single"/>
+        </w:rPr>
+        <w:t>Order-to-Cash (O2C) – Complete Sales Cycle</w:t>
+      </w:r>
+    </w:p>
+    <w:p>
+      <w:pPr>
+        <w:spacing w:before="200" w:after="100"/>
+        <w:jc w:val="center"/>
+        <w:rPr>
+          <w:sz w:val="36"/>
+          <w:szCs w:val="36"/>
+        </w:rPr>
+      </w:pPr>
+    </w:p>
+    <w:p>
+      <w:pPr>
+        <w:spacing w:before="200" w:after="100"/>
+        <w:jc w:val="center"/>
+      </w:pPr>
+      <w:r>
+        <w:rPr>
+          <w:sz w:val="36"/>
+          <w:szCs w:val="36"/>
+        </w:rPr>
+        <w:t>SAP Business Technology Platform (BTP)</w:t>
+      </w:r>
+    </w:p>
+    <w:p>
+      <w:pPr>
+        <w:spacing w:before="80" w:after="80"/>
+        <w:jc w:val="center"/>
+      </w:pPr>
+      <w:r>
+        <w:rPr>
+          <w:b/>
+          <w:bCs/>
+          <w:sz w:val="32"/>
+          <w:szCs w:val="32"/>
+        </w:rPr>
+        <w:t xml:space="preserve">Modules: </w:t>
+      </w:r>
+      <w:r>
+        <w:rPr>
+          <w:sz w:val="32"/>
+          <w:szCs w:val="32"/>
+        </w:rPr>
+        <w:t>SD | MM | FI</w:t>
+      </w:r>
+    </w:p>
+    <w:p>
+      <w:pPr>
+        <w:spacing w:before="80" w:after="80"/>
+        <w:jc w:val="center"/>
+      </w:pPr>
+      <w:r>
+        <w:rPr>
+          <w:b/>
+          <w:bCs/>
+          <w:sz w:val="32"/>
+          <w:szCs w:val="32"/>
+        </w:rPr>
+        <w:t xml:space="preserve">System: </w:t>
+      </w:r>
+      <w:r>
+        <w:rPr>
+          <w:sz w:val="32"/>
+          <w:szCs w:val="32"/>
+        </w:rPr>
+        <w:t>SAP ERP — ECC 6.0 / S/4HANA</w:t>
+      </w:r>
+    </w:p>
+    <w:p>
+      <w:pPr>
+        <w:spacing w:before="320"/>
+      </w:pPr>
+    </w:p>
+    <w:p>
+      <w:pPr>
+        <w:spacing w:before="320"/>
+      </w:pPr>
+    </w:p>
+    <w:p>
+      <w:pPr>
+        <w:spacing w:before="320"/>
+      </w:pPr>
+      <w:r>
+        <w:tab/>
+      </w:r>
+    </w:p>
+    <w:p>
+      <w:pPr>
+        <w:spacing w:before="320"/>
+      </w:pPr>
+      <w:r>
+        <w:tab/>
+      </w:r>
+      <w:r>
+        <w:tab/>
+      </w:r>
+      <w:r>
+        <w:tab/>
+      </w:r>
+      <w:r>
+        <w:tab/>
+      </w:r>
+      <w:r>
+        <w:tab/>
+      </w:r>
+      <w:r>
+        <w:rPr>
+          <w:b/>
+          <w:bCs/>
+          <w:sz w:val="32"/>
+          <w:szCs w:val="32"/>
+        </w:rPr>
+        <w:t>Author Details</w:t>
+      </w:r>
+      <w:r>
+        <w:tab/>
+      </w:r>
+      <w:r>
+        <w:tab/>
+      </w:r>
+      <w:r>
+        <w:tab/>
+      </w:r>
+      <w:r>
+        <w:tab/>
+      </w:r>
+    </w:p>
     <w:p>
       <w:pPr>
         <w:spacing w:before="320"/>
@@ -214,12 +198,6 @@
         <w:gridCol w:w="4505"/>
       </w:tblGrid>
       <w:tr>
-        <w:tblPrEx>
-          <w:tblCellMar>
-            <w:top w:w="0" w:type="dxa"/>
-            <w:bottom w:w="0" w:type="dxa"/>
-          </w:tblCellMar>
-        </w:tblPrEx>
         <w:tc>
           <w:tcPr>
             <w:tcW w:w="4505" w:type="dxa"/>
@@ -279,12 +257,6 @@
         </w:tc>
       </w:tr>
       <w:tr>
-        <w:tblPrEx>
-          <w:tblCellMar>
-            <w:top w:w="0" w:type="dxa"/>
-            <w:bottom w:w="0" w:type="dxa"/>
-          </w:tblCellMar>
-        </w:tblPrEx>
         <w:tc>
           <w:tcPr>
             <w:tcW w:w="4505" w:type="dxa"/>
@@ -344,12 +316,6 @@
         </w:tc>
       </w:tr>
       <w:tr>
-        <w:tblPrEx>
-          <w:tblCellMar>
-            <w:top w:w="0" w:type="dxa"/>
-            <w:bottom w:w="0" w:type="dxa"/>
-          </w:tblCellMar>
-        </w:tblPrEx>
         <w:tc>
           <w:tcPr>
             <w:tcW w:w="4505" w:type="dxa"/>
@@ -409,12 +375,6 @@
         </w:tc>
       </w:tr>
       <w:tr>
-        <w:tblPrEx>
-          <w:tblCellMar>
-            <w:top w:w="0" w:type="dxa"/>
-            <w:bottom w:w="0" w:type="dxa"/>
-          </w:tblCellMar>
-        </w:tblPrEx>
         <w:tc>
           <w:tcPr>
             <w:tcW w:w="4505" w:type="dxa"/>
@@ -474,12 +434,6 @@
         </w:tc>
       </w:tr>
       <w:tr>
-        <w:tblPrEx>
-          <w:tblCellMar>
-            <w:top w:w="0" w:type="dxa"/>
-            <w:bottom w:w="0" w:type="dxa"/>
-          </w:tblCellMar>
-        </w:tblPrEx>
         <w:tc>
           <w:tcPr>
             <w:tcW w:w="4505" w:type="dxa"/>
@@ -539,12 +493,6 @@
         </w:tc>
       </w:tr>
       <w:tr>
-        <w:tblPrEx>
-          <w:tblCellMar>
-            <w:top w:w="0" w:type="dxa"/>
-            <w:bottom w:w="0" w:type="dxa"/>
-          </w:tblCellMar>
-        </w:tblPrEx>
         <w:tc>
           <w:tcPr>
             <w:tcW w:w="4505" w:type="dxa"/>
@@ -566,13 +514,17 @@
           <w:p>
             <w:pPr>
               <w:spacing w:before="60" w:after="60"/>
+              <w:rPr>
+                <w:b/>
+                <w:bCs/>
+              </w:rPr>
             </w:pPr>
             <w:r>
               <w:rPr>
                 <w:b/>
                 <w:bCs/>
               </w:rPr>
-              <w:t>Course</w:t>
+              <w:t>Batch</w:t>
             </w:r>
           </w:p>
         </w:tc>
@@ -598,18 +550,12 @@
               <w:spacing w:before="60" w:after="60"/>
             </w:pPr>
             <w:r>
-              <w:t>Computer Science &amp; Engineering</w:t>
+              <w:t>2023 - 2027</w:t>
             </w:r>
           </w:p>
         </w:tc>
       </w:tr>
       <w:tr>
-        <w:tblPrEx>
-          <w:tblCellMar>
-            <w:top w:w="0" w:type="dxa"/>
-            <w:bottom w:w="0" w:type="dxa"/>
-          </w:tblCellMar>
-        </w:tblPrEx>
         <w:tc>
           <w:tcPr>
             <w:tcW w:w="4505" w:type="dxa"/>
@@ -663,7 +609,10 @@
               <w:spacing w:before="60" w:after="60"/>
             </w:pPr>
             <w:r>
-              <w:t>18th April 2025</w:t>
+              <w:t>18th April 202</w:t>
+            </w:r>
+            <w:r>
+              <w:t>6</w:t>
             </w:r>
           </w:p>
         </w:tc>
@@ -706,7 +655,23 @@
         <w:spacing w:before="80" w:after="120" w:line="276" w:lineRule="auto"/>
       </w:pPr>
       <w:r>
-        <w:t>SAP SD addresses this by bringing all of these functions into a single integrated system. Every action taken in the O2C process, from confirming a sales order to clearing a payment, is recorded in SAP and immediately visible to anyone with the appropriate access. The O2C process is the most central use case of SAP SD, and understanding it in depth is the primary objective of this project.</w:t>
+        <w:t xml:space="preserve">SAP SD addresses this by bringing </w:t>
+      </w:r>
+      <w:proofErr w:type="gramStart"/>
+      <w:r>
+        <w:t>all of</w:t>
+      </w:r>
+      <w:proofErr w:type="gramEnd"/>
+      <w:r>
+        <w:t xml:space="preserve"> these functions into a single integrated system. Every action taken in the O2C process, from confirming a sales order to clearing a payment, is recorded in SAP and immediately visible to anyone with the appropriate access. The O2C process is the most central use case of </w:t>
+      </w:r>
+      <w:proofErr w:type="gramStart"/>
+      <w:r>
+        <w:t>SAP SD, and</w:t>
+      </w:r>
+      <w:proofErr w:type="gramEnd"/>
+      <w:r>
+        <w:t xml:space="preserve"> understanding it in depth is the primary objective of this project.</w:t>
       </w:r>
     </w:p>
     <w:p/>
@@ -810,7 +775,15 @@
         <w:spacing w:before="80" w:after="120" w:line="276" w:lineRule="auto"/>
       </w:pPr>
       <w:r>
-        <w:t xml:space="preserve">Generating invoices manually is inherently error-prone. Incorrect pricing, missing line items, wrong tax amounts, or invoices sent to the wrong contact are all common occurrences. </w:t>
+        <w:t xml:space="preserve">Generating invoices manually is inherently </w:t>
+      </w:r>
+      <w:proofErr w:type="gramStart"/>
+      <w:r>
+        <w:t>error-prone</w:t>
+      </w:r>
+      <w:proofErr w:type="gramEnd"/>
+      <w:r>
+        <w:t xml:space="preserve">. Incorrect pricing, missing line items, wrong tax amounts, or invoices sent to the wrong contact are all common occurrences. </w:t>
       </w:r>
     </w:p>
     <w:p>
@@ -932,7 +905,15 @@
         <w:spacing w:before="80" w:after="120" w:line="276" w:lineRule="auto"/>
       </w:pPr>
       <w:r>
-        <w:t>With the sales order confirmed, the next step is to create an outbound delivery in VL01N. This document is the instruction to the warehouse to prepare the goods for shipment. It carries the shipping information, the quantities to be picked, and the storage location from which the goods should be retrieved. Warehouse staff use this document to carry out the physical picking and packing. As each step is completed, the delivery document is updated so that the current status of the shipment is always visible in the system.</w:t>
+        <w:t xml:space="preserve">With the sales order confirmed, the next step is to create an outbound delivery in VL01N. This document is the instruction to the warehouse to prepare the goods for shipment. It carries the shipping information, the quantities to be picked, and the storage location from which the goods should be retrieved. Warehouse staff use this document to carry out the physical picking and packing. As each step is completed, the delivery document is updated so that the </w:t>
+      </w:r>
+      <w:proofErr w:type="gramStart"/>
+      <w:r>
+        <w:t>current status</w:t>
+      </w:r>
+      <w:proofErr w:type="gramEnd"/>
+      <w:r>
+        <w:t xml:space="preserve"> of the shipment is always visible in the system.</w:t>
       </w:r>
     </w:p>
     <w:p>
@@ -1013,8 +994,6 @@
           <w:bottom w:val="single" w:sz="6" w:space="4" w:color="1F3864"/>
         </w:pBdr>
         <w:spacing w:before="280" w:after="120"/>
-      </w:pPr>
-      <w:r>
         <w:rPr>
           <w:b/>
           <w:bCs/>
@@ -1022,6 +1001,39 @@
           <w:sz w:val="28"/>
           <w:szCs w:val="28"/>
         </w:rPr>
+      </w:pPr>
+    </w:p>
+    <w:p>
+      <w:pPr>
+        <w:pBdr>
+          <w:bottom w:val="single" w:sz="6" w:space="4" w:color="1F3864"/>
+        </w:pBdr>
+        <w:spacing w:before="280" w:after="120"/>
+        <w:rPr>
+          <w:b/>
+          <w:bCs/>
+          <w:color w:val="1F3864"/>
+          <w:sz w:val="28"/>
+          <w:szCs w:val="28"/>
+        </w:rPr>
+      </w:pPr>
+    </w:p>
+    <w:p>
+      <w:pPr>
+        <w:pBdr>
+          <w:bottom w:val="single" w:sz="6" w:space="4" w:color="1F3864"/>
+        </w:pBdr>
+        <w:spacing w:before="280" w:after="120"/>
+      </w:pPr>
+      <w:r>
+        <w:rPr>
+          <w:b/>
+          <w:bCs/>
+          <w:color w:val="1F3864"/>
+          <w:sz w:val="28"/>
+          <w:szCs w:val="28"/>
+        </w:rPr>
+        <w:lastRenderedPageBreak/>
         <w:t>4.  Screenshots</w:t>
       </w:r>
     </w:p>
@@ -1041,9 +1053,9 @@
         <w:rPr>
           <w:i/>
           <w:iCs/>
+          <w:noProof/>
           <w:color w:val="555555"/>
         </w:rPr>
-        <w:lastRenderedPageBreak/>
         <w:drawing>
           <wp:inline distT="0" distB="0" distL="0" distR="0" wp14:anchorId="39D073DC" wp14:editId="4C0A6164">
             <wp:extent cx="3401796" cy="2305050"/>
@@ -1112,6 +1124,7 @@
         <w:rPr>
           <w:i/>
           <w:iCs/>
+          <w:noProof/>
           <w:color w:val="444444"/>
           <w:sz w:val="20"/>
           <w:szCs w:val="20"/>
@@ -1204,6 +1217,7 @@
         <w:rPr>
           <w:i/>
           <w:iCs/>
+          <w:noProof/>
           <w:color w:val="444444"/>
           <w:sz w:val="20"/>
           <w:szCs w:val="20"/>
@@ -1275,6 +1289,7 @@
           <w:sz w:val="28"/>
           <w:szCs w:val="28"/>
         </w:rPr>
+        <w:lastRenderedPageBreak/>
         <w:t>5.  Tech Stack</w:t>
       </w:r>
     </w:p>
@@ -1290,7 +1305,6 @@
           <w:sz w:val="24"/>
           <w:szCs w:val="24"/>
         </w:rPr>
-        <w:lastRenderedPageBreak/>
         <w:t>SAP ERP — ECC 6.0 and S/4HANA</w:t>
       </w:r>
     </w:p>
@@ -1299,7 +1313,15 @@
         <w:spacing w:before="80" w:after="120" w:line="276" w:lineRule="auto"/>
       </w:pPr>
       <w:r>
-        <w:t xml:space="preserve">SAP ECC is the traditional on-premise ERP platform that has been the backbone of enterprise operations for decades. SAP S/4HANA is its successor, built on the in-memory HANA database. </w:t>
+        <w:t xml:space="preserve">SAP ECC is the traditional </w:t>
+      </w:r>
+      <w:proofErr w:type="gramStart"/>
+      <w:r>
+        <w:t>on-premise</w:t>
+      </w:r>
+      <w:proofErr w:type="gramEnd"/>
+      <w:r>
+        <w:t xml:space="preserve"> ERP platform that has been the backbone of enterprise operations for decades. SAP S/4HANA is its successor, built on the in-memory HANA database. </w:t>
       </w:r>
     </w:p>
     <w:p>
@@ -1391,7 +1413,15 @@
         <w:spacing w:before="80" w:after="120" w:line="276" w:lineRule="auto"/>
       </w:pPr>
       <w:r>
-        <w:t>SAP GUI is the desktop client through which users access and interact with the SAP system. All the transactions covered in this project are executed through SAP GUI. It remains the standard interface for SAP ECC environments and is still widely used alongside Fiori in S/4HANA deployments.</w:t>
+        <w:t xml:space="preserve">SAP GUI is the desktop client through which </w:t>
+      </w:r>
+      <w:proofErr w:type="gramStart"/>
+      <w:r>
+        <w:t>users</w:t>
+      </w:r>
+      <w:proofErr w:type="gramEnd"/>
+      <w:r>
+        <w:t xml:space="preserve"> access and interact with the SAP system. All the transactions covered in this project are executed through SAP GUI. It remains the standard interface for SAP ECC environments and is still widely used alongside Fiori in S/4HANA deployments.</w:t>
       </w:r>
     </w:p>
     <w:p>
@@ -1502,6 +1532,7 @@
           <w:b/>
           <w:bCs/>
         </w:rPr>
+        <w:lastRenderedPageBreak/>
         <w:t>SAP FI (Financial Accounting)</w:t>
       </w:r>
       <w:r>
@@ -1523,7 +1554,6 @@
           <w:sz w:val="28"/>
           <w:szCs w:val="28"/>
         </w:rPr>
-        <w:lastRenderedPageBreak/>
         <w:t>6.  Unique Points</w:t>
       </w:r>
     </w:p>
@@ -1624,7 +1654,15 @@
         <w:spacing w:before="80" w:after="120" w:line="276" w:lineRule="auto"/>
       </w:pPr>
       <w:r>
-        <w:t>SAP's pricing framework allows very complex pricing structures to be configured without any custom code. A company can define that a specific customer always receives a 10 percent discount, that freight charges apply above a certain order weight, that a minimum order surcharge applies below a certain value, and that all of these conditions interact in a defined sequence. All of this is managed through configuration in the system. When conditions change, the configuration is updated and the new pricing takes effect immediately for all subsequent orders.</w:t>
+        <w:t xml:space="preserve">SAP's pricing framework allows very complex pricing structures to be configured without any custom code. A company can define that a specific customer always receives a 10 percent discount, that freight charges apply above a certain order weight, that a minimum order surcharge applies below a certain value, and that </w:t>
+      </w:r>
+      <w:proofErr w:type="gramStart"/>
+      <w:r>
+        <w:t>all of</w:t>
+      </w:r>
+      <w:proofErr w:type="gramEnd"/>
+      <w:r>
+        <w:t xml:space="preserve"> these conditions interact in a defined sequence. All of this is managed through configuration in the system. When conditions change, the configuration is updated and the new pricing takes effect immediately for all subsequent orders.</w:t>
       </w:r>
     </w:p>
     <w:p>
@@ -1647,7 +1685,11 @@
         <w:spacing w:before="80" w:after="120" w:line="276" w:lineRule="auto"/>
       </w:pPr>
       <w:r>
-        <w:t>At the point of sales order creation, the system checks the customer's current credit exposure against a limit defined in the customer master. If the new order would push the customer beyond their limit, the order can be blocked automatically, preventing fulfilment until a credit manager reviews and releases it. This mechanism protects the business from shipping goods that may not be paid for, without requiring a credit team member to manually review every order.</w:t>
+        <w:t xml:space="preserve">At the point of sales order creation, the system checks the customer's current credit exposure against a limit defined in the customer master. If the new order would push the customer beyond their limit, the order can be blocked automatically, preventing fulfilment until a credit manager reviews and releases it. This mechanism protects the business from </w:t>
+      </w:r>
+      <w:r>
+        <w:lastRenderedPageBreak/>
+        <w:t>shipping goods that may not be paid for, without requiring a credit team member to manually review every order.</w:t>
       </w:r>
     </w:p>
     <w:p>
@@ -1665,7 +1707,6 @@
           <w:sz w:val="28"/>
           <w:szCs w:val="28"/>
         </w:rPr>
-        <w:lastRenderedPageBreak/>
         <w:t>7.  Future Improvements</w:t>
       </w:r>
     </w:p>
@@ -1696,8 +1737,13 @@
       <w:pPr>
         <w:spacing w:before="80" w:after="120" w:line="276" w:lineRule="auto"/>
       </w:pPr>
-      <w:r>
-        <w:t>A large number of organisations still running SAP ECC are currently planning or executing a migration to S/4HANA. The newer platform simplifies the underlying data model, which reduces storage requirements and improves processing speed. For the O2C process specifically, S/4HANA introduces real-time billing, an improved available-to-promise engine, and embedded analytics that allow sales managers to monitor pipeline and fulfilment metrics without leaving the transactional system.</w:t>
+      <w:proofErr w:type="gramStart"/>
+      <w:r>
+        <w:t>A large number of</w:t>
+      </w:r>
+      <w:proofErr w:type="gramEnd"/>
+      <w:r>
+        <w:t xml:space="preserve"> organisations still running SAP ECC are currently planning or executing a migration to S/4HANA. The newer platform simplifies the underlying data model, which reduces storage requirements and improves processing speed. For the O2C process specifically, S/4HANA introduces real-time billing, an improved available-to-promise engine, and embedded analytics that allow sales managers to monitor pipeline and fulfilment metrics without leaving the transactional system.</w:t>
       </w:r>
     </w:p>
     <w:p>
@@ -1720,7 +1766,15 @@
         <w:spacing w:before="80" w:after="120" w:line="276" w:lineRule="auto"/>
       </w:pPr>
       <w:r>
-        <w:t>SAP Fiori provides a modern browser-based interface for S/4HANA that works on desktop, tablet, and mobile. Fiori applications for the O2C process allow sales representatives to create and manage orders from a mobile device, and can provide customers with a self-service portal to check their own order status, download invoices, and raise queries. This reduces inbound calls to customer service teams and gives customers a faster and more convenient experience.</w:t>
+        <w:t xml:space="preserve">SAP Fiori provides a modern browser-based interface for S/4HANA that works on desktop, tablet, and mobile. Fiori applications for the O2C process allow sales representatives to create and manage orders from a mobile </w:t>
+      </w:r>
+      <w:proofErr w:type="gramStart"/>
+      <w:r>
+        <w:t>device, and</w:t>
+      </w:r>
+      <w:proofErr w:type="gramEnd"/>
+      <w:r>
+        <w:t xml:space="preserve"> can provide customers with a self-service portal to check their own order status, download invoices, and raise queries. This reduces inbound calls to customer service teams and gives customers a faster and more convenient experience.</w:t>
       </w:r>
     </w:p>
     <w:p>
@@ -1787,7 +1841,15 @@
         <w:spacing w:before="80" w:after="120" w:line="276" w:lineRule="auto"/>
       </w:pPr>
       <w:r>
-        <w:t>Every step in the process touches a different part of the business. The sales order involves the customer, the stock, the pricing rules, and the credit position. The delivery involves the warehouse and the logistics team. The billing document involves the finance team and the customer's accounts payable department. The payment clearing closes the loop back to finance. In a manual or loosely integrated environment, coordinating all of these touches is slow, error-prone, and heavily dependent on individual effort. In SAP SD, the system handles the coordination. Each step triggers the next automatically, and the financial consequences of every operational event are recorded in real time.</w:t>
+        <w:t xml:space="preserve">Every step in the process touches a different part of the business. The sales order involves the customer, the stock, the pricing rules, and the credit position. The delivery involves the warehouse and the logistics team. The billing document involves the finance team and the customer's accounts payable department. The payment clearing closes the loop back to finance. In a manual or loosely integrated environment, coordinating </w:t>
+      </w:r>
+      <w:proofErr w:type="gramStart"/>
+      <w:r>
+        <w:t>all of</w:t>
+      </w:r>
+      <w:proofErr w:type="gramEnd"/>
+      <w:r>
+        <w:t xml:space="preserve"> these touches is slow, error-prone, and heavily dependent on individual effort. In SAP SD, the system handles the coordination. Each step triggers the next automatically, and the financial consequences of every operational event are recorded in real time.</w:t>
       </w:r>
     </w:p>
     <w:sectPr>
@@ -1837,7 +1899,61 @@
         <w:sz w:val="18"/>
         <w:szCs w:val="18"/>
       </w:rPr>
-      <w:t xml:space="preserve">Atharva Gupta  |  Roll No. 2305286  |  SAP BTP Program  |  B. Tech CSE     </w:t>
+      <w:t xml:space="preserve">Atharva </w:t>
+    </w:r>
+    <w:proofErr w:type="gramStart"/>
+    <w:r>
+      <w:rPr>
+        <w:color w:val="444444"/>
+        <w:sz w:val="18"/>
+        <w:szCs w:val="18"/>
+      </w:rPr>
+      <w:t>Gupta  |</w:t>
+    </w:r>
+    <w:proofErr w:type="gramEnd"/>
+    <w:r>
+      <w:rPr>
+        <w:color w:val="444444"/>
+        <w:sz w:val="18"/>
+        <w:szCs w:val="18"/>
+      </w:rPr>
+      <w:t xml:space="preserve">  Roll No. </w:t>
+    </w:r>
+    <w:proofErr w:type="gramStart"/>
+    <w:r>
+      <w:rPr>
+        <w:color w:val="444444"/>
+        <w:sz w:val="18"/>
+        <w:szCs w:val="18"/>
+      </w:rPr>
+      <w:t>2305286  |</w:t>
+    </w:r>
+    <w:proofErr w:type="gramEnd"/>
+    <w:r>
+      <w:rPr>
+        <w:color w:val="444444"/>
+        <w:sz w:val="18"/>
+        <w:szCs w:val="18"/>
+      </w:rPr>
+      <w:t xml:space="preserve">  SAP BTP </w:t>
+    </w:r>
+    <w:proofErr w:type="gramStart"/>
+    <w:r>
+      <w:rPr>
+        <w:color w:val="444444"/>
+        <w:sz w:val="18"/>
+        <w:szCs w:val="18"/>
+      </w:rPr>
+      <w:t>Program  |</w:t>
+    </w:r>
+    <w:proofErr w:type="gramEnd"/>
+    <w:r>
+      <w:rPr>
+        <w:color w:val="444444"/>
+        <w:sz w:val="18"/>
+        <w:szCs w:val="18"/>
+      </w:rPr>
+      <w:t xml:space="preserve">  B. Tech CSE     </w:t>
     </w:r>
     <w:r>
       <w:rPr>
